--- a/episodes/The_Dark_Rise_Episode_60.docx
+++ b/episodes/The_Dark_Rise_Episode_60.docx
@@ -126,20 +126,7 @@
     </w:p>
     <w:p>
       <w:pPr>
-        <w:spacing w:after="0" w:line="360"/>
-      </w:pPr>
-      <w:r>
-        <w:rPr>
-          <w:rFonts w:ascii="Georgia" w:hAnsi="Georgia" w:cs="Georgia"/>
-          <w:sz w:val="24"/>
-          <w:szCs w:val="24"/>
-        </w:rPr>
-        <w:t xml:space="preserve"/>
-      </w:r>
-    </w:p>
-    <w:p>
-      <w:pPr>
-        <w:spacing w:after="60" w:line="360"/>
+        <w:spacing w:after="60" w:line="360" w:before="480"/>
         <w:ind w:firstLine="360"/>
       </w:pPr>
       <w:r>
@@ -218,7 +205,21 @@
           <w:sz w:val="24"/>
           <w:szCs w:val="24"/>
         </w:rPr>
-        <w:t xml:space="preserve">"I want to hear the terms in full," he began, weighing each word with the same careful precision he had used to set every condition of this very meeting, "before I tell you whether there is any version of this I could—"</w:t>
+        <w:t xml:space="preserve">"I want to hear the terms in full," he began, weighing each word with the same careful precision he had used to set every condition of this very meeting, "before I tell you whether there is any version of this I could..."</w:t>
+      </w:r>
+    </w:p>
+    <w:p>
+      <w:pPr>
+        <w:spacing w:after="60" w:line="360"/>
+        <w:ind w:firstLine="360"/>
+      </w:pPr>
+      <w:r>
+        <w:rPr>
+          <w:rFonts w:ascii="Georgia" w:hAnsi="Georgia" w:cs="Georgia"/>
+          <w:sz w:val="24"/>
+          <w:szCs w:val="24"/>
+        </w:rPr>
+        <w:t xml:space="preserve">Far away, beneath Oso, the ledger voice registered the seizure.</w:t>
       </w:r>
     </w:p>
     <w:p>
@@ -234,7 +235,7 @@
           <w:bCs/>
           <w:caps/>
         </w:rPr>
-        <w:t xml:space="preserve">VESSEL VOCAL CONTROL INTERRUPTED. SOURCE: UNIDENTIFIED, EXTERNAL, NON ENTITY. ENTITY INTERVENTION PROTOCOL NOT TRIGGERED — NO NAME SPOKEN.</w:t>
+        <w:t xml:space="preserve">Vessel vocal control interrupted. Source: unidentified, external, non entity. Entity intervention protocol not triggered. No name spoken.</w:t>
       </w:r>
     </w:p>
     <w:p>
@@ -295,20 +296,7 @@
     </w:p>
     <w:p>
       <w:pPr>
-        <w:spacing w:after="0" w:line="360"/>
-      </w:pPr>
-      <w:r>
-        <w:rPr>
-          <w:rFonts w:ascii="Georgia" w:hAnsi="Georgia" w:cs="Georgia"/>
-          <w:sz w:val="24"/>
-          <w:szCs w:val="24"/>
-        </w:rPr>
-        <w:t xml:space="preserve"/>
-      </w:r>
-    </w:p>
-    <w:p>
-      <w:pPr>
-        <w:spacing w:after="60" w:line="360"/>
+        <w:spacing w:after="60" w:line="360" w:before="480"/>
         <w:ind w:firstLine="360"/>
       </w:pPr>
       <w:r>
